--- a/最终报告.docx
+++ b/最终报告.docx
@@ -5015,6 +5015,12 @@
             <w:insideH w:val="single" w:color="auto" w:sz="4" w:space="0"/>
             <w:insideV w:val="single" w:color="auto" w:sz="4" w:space="0"/>
           </w:tblBorders>
+          <w:tblCellMar>
+            <w:top w:w="0" w:type="dxa"/>
+            <w:left w:w="108" w:type="dxa"/>
+            <w:bottom w:w="0" w:type="dxa"/>
+            <w:right w:w="108" w:type="dxa"/>
+          </w:tblCellMar>
         </w:tblPrEx>
         <w:trPr>
           <w:tblHeader/>
@@ -6241,7 +6247,7 @@
           <w:p>
             <w:pPr>
               <w:spacing w:after="0" w:line="240" w:lineRule="auto"/>
-              <w:jc w:val="left"/>
+              <w:jc w:val="center"/>
             </w:pPr>
             <w:r>
               <w:rPr>
@@ -9559,7 +9565,7 @@
           <w:p>
             <w:pPr>
               <w:spacing w:after="0" w:line="240" w:lineRule="auto"/>
-              <w:jc w:val="left"/>
+              <w:jc w:val="center"/>
             </w:pPr>
             <w:r>
               <w:rPr>
@@ -9763,7 +9769,7 @@
           <w:p>
             <w:pPr>
               <w:spacing w:after="0" w:line="240" w:lineRule="auto"/>
-              <w:jc w:val="left"/>
+              <w:jc w:val="center"/>
             </w:pPr>
             <w:r>
               <w:rPr>
@@ -9865,7 +9871,7 @@
           <w:p>
             <w:pPr>
               <w:spacing w:after="0" w:line="240" w:lineRule="auto"/>
-              <w:jc w:val="left"/>
+              <w:jc w:val="center"/>
             </w:pPr>
             <w:r>
               <w:rPr>
@@ -10123,7 +10129,7 @@
           <w:p>
             <w:pPr>
               <w:spacing w:after="0" w:line="240" w:lineRule="auto"/>
-              <w:jc w:val="left"/>
+              <w:jc w:val="center"/>
             </w:pPr>
             <w:r>
               <w:rPr>
@@ -11075,7 +11081,7 @@
           <w:p>
             <w:pPr>
               <w:spacing w:after="0" w:line="240" w:lineRule="auto"/>
-              <w:jc w:val="left"/>
+              <w:jc w:val="center"/>
             </w:pPr>
             <w:r>
               <w:rPr>
@@ -11102,7 +11108,7 @@
           <w:p>
             <w:pPr>
               <w:spacing w:after="0" w:line="240" w:lineRule="auto"/>
-              <w:jc w:val="left"/>
+              <w:jc w:val="center"/>
             </w:pPr>
             <w:r>
               <w:rPr>
@@ -11177,7 +11183,7 @@
           <w:p>
             <w:pPr>
               <w:spacing w:after="0" w:line="240" w:lineRule="auto"/>
-              <w:jc w:val="left"/>
+              <w:jc w:val="center"/>
             </w:pPr>
             <w:r>
               <w:rPr>
@@ -11279,7 +11285,7 @@
           <w:p>
             <w:pPr>
               <w:spacing w:after="0" w:line="240" w:lineRule="auto"/>
-              <w:jc w:val="left"/>
+              <w:jc w:val="center"/>
             </w:pPr>
             <w:r>
               <w:rPr>
@@ -11381,7 +11387,7 @@
           <w:p>
             <w:pPr>
               <w:spacing w:after="0" w:line="240" w:lineRule="auto"/>
-              <w:jc w:val="left"/>
+              <w:jc w:val="center"/>
             </w:pPr>
             <w:r>
               <w:rPr>
@@ -11624,7 +11630,7 @@
           <w:p>
             <w:pPr>
               <w:spacing w:after="0" w:line="240" w:lineRule="auto"/>
-              <w:jc w:val="left"/>
+              <w:jc w:val="center"/>
             </w:pPr>
             <w:r>
               <w:rPr>
@@ -11699,7 +11705,7 @@
           <w:p>
             <w:pPr>
               <w:spacing w:after="0" w:line="240" w:lineRule="auto"/>
-              <w:jc w:val="left"/>
+              <w:jc w:val="center"/>
             </w:pPr>
             <w:r>
               <w:rPr>
@@ -11774,7 +11780,7 @@
           <w:p>
             <w:pPr>
               <w:spacing w:after="0" w:line="240" w:lineRule="auto"/>
-              <w:jc w:val="left"/>
+              <w:jc w:val="center"/>
             </w:pPr>
             <w:r>
               <w:rPr>
@@ -11924,7 +11930,7 @@
           <w:p>
             <w:pPr>
               <w:spacing w:after="0" w:line="240" w:lineRule="auto"/>
-              <w:jc w:val="left"/>
+              <w:jc w:val="center"/>
             </w:pPr>
             <w:r>
               <w:rPr>
@@ -11999,7 +12005,7 @@
           <w:p>
             <w:pPr>
               <w:spacing w:after="0" w:line="240" w:lineRule="auto"/>
-              <w:jc w:val="left"/>
+              <w:jc w:val="center"/>
             </w:pPr>
             <w:r>
               <w:rPr>
@@ -19403,7 +19409,18 @@
           <w:i w:val="0"/>
           <w:sz w:val="21"/>
         </w:rPr>
-        <w:t>单次切分：仅使用一个 80/20 时间边界，无法量化不同季节切分下的方差。</w:t>
+        <w:t>单次切分：仅使用一个 80/20 时间边界，无法量化不同</w:t>
+      </w:r>
+      <w:bookmarkStart w:id="0" w:name="_GoBack"/>
+      <w:bookmarkEnd w:id="0"/>
+      <w:r>
+        <w:rPr>
+          <w:rFonts w:ascii="Times New Roman" w:hAnsi="Times New Roman" w:eastAsia="Noto Serif CJK SC"/>
+          <w:b w:val="0"/>
+          <w:i w:val="0"/>
+          <w:sz w:val="21"/>
+        </w:rPr>
+        <w:t>季节切分下的方差。</w:t>
       </w:r>
     </w:p>
     <w:p>
@@ -19658,7 +19675,7 @@
           <w:p>
             <w:pPr>
               <w:spacing w:after="0" w:line="240" w:lineRule="auto"/>
-              <w:jc w:val="left"/>
+              <w:jc w:val="center"/>
             </w:pPr>
             <w:r>
               <w:rPr>
@@ -19760,7 +19777,7 @@
           <w:p>
             <w:pPr>
               <w:spacing w:after="0" w:line="240" w:lineRule="auto"/>
-              <w:jc w:val="left"/>
+              <w:jc w:val="center"/>
             </w:pPr>
             <w:r>
               <w:rPr>
@@ -19862,7 +19879,7 @@
           <w:p>
             <w:pPr>
               <w:spacing w:after="0" w:line="240" w:lineRule="auto"/>
-              <w:jc w:val="left"/>
+              <w:jc w:val="center"/>
             </w:pPr>
             <w:r>
               <w:rPr>
@@ -19910,7 +19927,7 @@
           <w:p>
             <w:pPr>
               <w:spacing w:after="0" w:line="240" w:lineRule="auto"/>
-              <w:jc w:val="left"/>
+              <w:jc w:val="center"/>
             </w:pPr>
             <w:r>
               <w:rPr>
@@ -21674,18 +21691,7 @@
           <w:i w:val="0"/>
           <w:sz w:val="21"/>
         </w:rPr>
-        <w:t>异常样本归因：</w:t>
-      </w:r>
-      <w:bookmarkStart w:id="0" w:name="_GoBack"/>
-      <w:bookmarkEnd w:id="0"/>
-      <w:r>
-        <w:rPr>
-          <w:rFonts w:ascii="Times New Roman" w:hAnsi="Times New Roman" w:eastAsia="Noto Serif CJK SC"/>
-          <w:b w:val="0"/>
-          <w:i w:val="0"/>
-          <w:sz w:val="21"/>
-        </w:rPr>
-        <w:t>对最大绝对误差前 100 条记录匹配限电、维护、传感器与状态码。</w:t>
+        <w:t>异常样本归因：对最大绝对误差前 100 条记录匹配限电、维护、传感器与状态码。</w:t>
       </w:r>
     </w:p>
     <w:p>
